--- a/public/templates/contracts/20.02.04.docx
+++ b/public/templates/contracts/20.02.04.docx
@@ -23,7 +23,37 @@
           <w:szCs w:val="24"/>
           <w:lang w:eastAsia="ru-RU"/>
         </w:rPr>
-        <w:t xml:space="preserve">Д О Г О В О Р   № {{conditions.contractNumber}} на обучение</w:t>
+        <w:t>Д О Г О В О Р</w:t>
+      </w:r>
+      <w:r>
+        <w:rPr>
+          <w:rFonts w:ascii="Times New Roman" w:hAnsi="Times New Roman" w:cs="Times New Roman"/>
+          <w:bCs/>
+          <w:sz w:val="24"/>
+          <w:szCs w:val="24"/>
+          <w:lang w:eastAsia="ru-RU"/>
+        </w:rPr>
+        <w:t xml:space="preserve"> </w:t>
+      </w:r>
+      <w:r>
+        <w:rPr>
+          <w:rFonts w:ascii="Times New Roman" w:hAnsi="Times New Roman" w:cs="Times New Roman"/>
+          <w:bCs/>
+          <w:sz w:val="24"/>
+          <w:szCs w:val="24"/>
+          <w:lang w:eastAsia="ru-RU"/>
+        </w:rPr>
+        <w:t xml:space="preserve">  </w:t>
+      </w:r>
+      <w:r>
+        <w:rPr>
+          <w:rFonts w:ascii="Times New Roman" w:hAnsi="Times New Roman" w:cs="Times New Roman"/>
+          <w:bCs/>
+          <w:sz w:val="24"/>
+          <w:szCs w:val="24"/>
+          <w:lang w:eastAsia="ru-RU"/>
+        </w:rPr>
+        <w:t>№__________ на обучение</w:t>
       </w:r>
     </w:p>
     <w:p>
